--- a/DBTUNING/ch29_메모리할당구조/ch29_실습문제_추가서술형.docx
+++ b/DBTUNING/ch29_메모리할당구조/ch29_실습문제_추가서술형.docx
@@ -13,7 +13,7 @@
           <w:color w:val="365F91"/>
           <w:sz w:val="28"/>
         </w:rPr>
-        <w:t>제16장  데이터베이스 메모리 할당 구조 — 추가 실습문제 (서술형·문제해결형·진단절차형)</w:t>
+        <w:t>제ch29  데이터베이스 메모리 할당 구조 — 추가 실습문제 (서술형·문제해결형·진단절차형)</w:t>
       </w:r>
     </w:p>
     <w:p>

--- a/DBTUNING/ch29_메모리할당구조/ch29_실습문제_추가서술형.docx
+++ b/DBTUNING/ch29_메모리할당구조/ch29_실습문제_추가서술형.docx
@@ -13,7 +13,7 @@
           <w:color w:val="365F91"/>
           <w:sz w:val="28"/>
         </w:rPr>
-        <w:t>제ch29  데이터베이스 메모리 할당 구조 — 추가 실습문제 (서술형·문제해결형·진단절차형)</w:t>
+        <w:t>ch29  데이터베이스 메모리 할당 구조 — 추가 실습문제 (서술형·문제해결형·진단절차형)</w:t>
       </w:r>
     </w:p>
     <w:p>
